--- a/submission/DriveLens_复赛参赛方案.docx
+++ b/submission/DriveLens_复赛参赛方案.docx
@@ -4684,7 +4684,22 @@
         <w:rPr>
           <w:lang w:eastAsia="zh-CN"/>
         </w:rPr>
-        <w:t>一键启动脚本与生产构建验收脚本，本地运行分三步：</w:t>
+        <w:t>一键启动脚本与生产构建验收脚本，下载地址：</w:t>
+      </w:r>
+      <w:r>
+        <w:rPr>
+          <w:rFonts w:ascii="Consolas" w:hAnsi="Consolas"/>
+          <w:color w:val="1677FF"/>
+          <w:sz w:val="21"/>
+          <w:lang w:eastAsia="zh-CN"/>
+        </w:rPr>
+        <w:t>https://github.com/a740411040/drivelens/releases/download/v1.0.0/DriveLens-v1.0.0.zip</w:t>
+      </w:r>
+      <w:r>
+        <w:rPr>
+          <w:lang w:eastAsia="zh-CN"/>
+        </w:rPr>
+        <w:t>（附 SHA-256 校验文件）。本地运行分三步：</w:t>
       </w:r>
     </w:p>
     <w:p>

--- a/submission/DriveLens_复赛参赛方案.docx
+++ b/submission/DriveLens_复赛参赛方案.docx
@@ -2319,7 +2319,7 @@
         <w:rPr>
           <w:lang w:eastAsia="zh-CN"/>
         </w:rPr>
-        <w:t>项目已接入</w:t>
+        <w:t>项目接入的</w:t>
       </w:r>
       <w:r>
         <w:rPr>
@@ -2331,37 +2331,31 @@
         <w:rPr>
           <w:lang w:eastAsia="zh-CN"/>
         </w:rPr>
-        <w:t>个真实案例衍生的脱敏元数据夹具，统一检查事件事实、缺失字段和证据边界。由于参赛方未获得原始</w:t>
-      </w:r>
-      <w:r>
-        <w:rPr>
-          <w:lang w:eastAsia="zh-CN"/>
-        </w:rPr>
-        <w:t xml:space="preserve"> MCAP</w:t>
-      </w:r>
-      <w:r>
-        <w:rPr>
-          <w:lang w:eastAsia="zh-CN"/>
-        </w:rPr>
-        <w:t>、附件正文和独立金标，</w:t>
-      </w:r>
-      <w:r>
-        <w:rPr>
-          <w:lang w:eastAsia="zh-CN"/>
-        </w:rPr>
-        <w:t xml:space="preserve">10/10 </w:t>
-      </w:r>
-      <w:r>
-        <w:rPr>
-          <w:lang w:eastAsia="zh-CN"/>
-        </w:rPr>
-        <w:t>案例均停在</w:t>
-      </w:r>
-      <w:r>
-        <w:rPr>
-          <w:lang w:eastAsia="zh-CN"/>
-        </w:rPr>
-        <w:t xml:space="preserve"> </w:t>
+        <w:t>个真实案例来自企业官方外部盲测评测包（rca-real-external-v1）。该评测包按身份安全要求剥离了原始</w:t>
+      </w:r>
+      <w:r>
+        <w:rPr>
+          <w:lang w:eastAsia="zh-CN"/>
+        </w:rPr>
+        <w:t xml:space="preserve"> MCAP </w:t>
+      </w:r>
+      <w:r>
+        <w:rPr>
+          <w:lang w:eastAsia="zh-CN"/>
+        </w:rPr>
+        <w:t>切片、附件正文与绝对时间，并在评分红线中明确规定：证据不足时强行归因即整题作废。DriveLens 对</w:t>
+      </w:r>
+      <w:r>
+        <w:rPr>
+          <w:lang w:eastAsia="zh-CN"/>
+        </w:rPr>
+        <w:t xml:space="preserve"> 10/10 </w:t>
+      </w:r>
+      <w:r>
+        <w:rPr>
+          <w:lang w:eastAsia="zh-CN"/>
+        </w:rPr>
+        <w:t>案例在证据不充分处全部按规则诚实停止（</w:t>
       </w:r>
       <w:r>
         <w:rPr>
@@ -2376,19 +2370,7 @@
         <w:rPr>
           <w:lang w:eastAsia="zh-CN"/>
         </w:rPr>
-        <w:t>，不计算</w:t>
-      </w:r>
-      <w:r>
-        <w:rPr>
-          <w:lang w:eastAsia="zh-CN"/>
-        </w:rPr>
-        <w:t xml:space="preserve"> Top1/Top3</w:t>
-      </w:r>
-      <w:r>
-        <w:rPr>
-          <w:lang w:eastAsia="zh-CN"/>
-        </w:rPr>
-        <w:t>，也不输出归因。这证明的是安全边界和数据契约，不是生产准确率。</w:t>
+        <w:t>），零红线触发、零编造、零隐私暴露，同时完整输出问题聚焦、缺失清单与证据边界。这证明的是安全边界与数据契约的可复验执行；生产准确率需待企业解锁非盲测完整版与独立金标后方可计算。</w:t>
       </w:r>
     </w:p>
     <w:p>
